--- a/BATOOL FATIMA DAY 7.docx
+++ b/BATOOL FATIMA DAY 7.docx
@@ -204,8 +204,8 @@
         </w:rPr>
       </w:pPr>
       <w:r>
-        <w:object w:dxaOrig="8640" w:dyaOrig="915">
-          <v:rect xmlns:o="urn:schemas-microsoft-com:office:office" xmlns:v="urn:schemas-microsoft-com:vml" id="rectole0000000000" style="width:432.000000pt;height:45.750000pt" o:preferrelative="t" o:ole="">
+        <w:object w:dxaOrig="8747" w:dyaOrig="931">
+          <v:rect xmlns:o="urn:schemas-microsoft-com:office:office" xmlns:v="urn:schemas-microsoft-com:vml" id="rectole0000000000" style="width:437.350000pt;height:46.550000pt" o:preferrelative="t" o:ole="">
             <o:lock v:ext="edit"/>
             <v:imagedata xmlns:r="http://schemas.openxmlformats.org/officeDocument/2006/relationships" r:id="docRId1" o:title=""/>
           </v:rect>
@@ -396,8 +396,8 @@
         </w:rPr>
       </w:pPr>
       <w:r>
-        <w:object w:dxaOrig="8640" w:dyaOrig="3644">
-          <v:rect xmlns:o="urn:schemas-microsoft-com:office:office" xmlns:v="urn:schemas-microsoft-com:vml" id="rectole0000000001" style="width:432.000000pt;height:182.200000pt" o:preferrelative="t" o:ole="">
+        <w:object w:dxaOrig="8747" w:dyaOrig="3685">
+          <v:rect xmlns:o="urn:schemas-microsoft-com:office:office" xmlns:v="urn:schemas-microsoft-com:vml" id="rectole0000000001" style="width:437.350000pt;height:184.250000pt" o:preferrelative="t" o:ole="">
             <o:lock v:ext="edit"/>
             <v:imagedata xmlns:r="http://schemas.openxmlformats.org/officeDocument/2006/relationships" r:id="docRId3" o:title=""/>
           </v:rect>
@@ -882,8 +882,8 @@
         </w:rPr>
       </w:pPr>
       <w:r>
-        <w:object w:dxaOrig="8640" w:dyaOrig="1755">
-          <v:rect xmlns:o="urn:schemas-microsoft-com:office:office" xmlns:v="urn:schemas-microsoft-com:vml" id="rectole0000000002" style="width:432.000000pt;height:87.750000pt" o:preferrelative="t" o:ole="">
+        <w:object w:dxaOrig="8747" w:dyaOrig="1781">
+          <v:rect xmlns:o="urn:schemas-microsoft-com:office:office" xmlns:v="urn:schemas-microsoft-com:vml" id="rectole0000000002" style="width:437.350000pt;height:89.050000pt" o:preferrelative="t" o:ole="">
             <o:lock v:ext="edit"/>
             <v:imagedata xmlns:r="http://schemas.openxmlformats.org/officeDocument/2006/relationships" r:id="docRId5" o:title=""/>
           </v:rect>
@@ -995,7 +995,40 @@
           <w:sz w:val="18"/>
           <w:shd w:fill="auto" w:val="clear"/>
         </w:rPr>
-        <w:t xml:space="preserve">'</w:t>
+        <w:t xml:space="preserve">'Uninstall'</w:t>
+      </w:r>
+      <w:r>
+        <w:rPr>
+          <w:rFonts w:ascii="Lucida Console" w:hAnsi="Lucida Console" w:cs="Lucida Console" w:eastAsia="Lucida Console"/>
+          <w:color w:val="auto"/>
+          <w:spacing w:val="0"/>
+          <w:position w:val="0"/>
+          <w:sz w:val="18"/>
+          <w:shd w:fill="auto" w:val="clear"/>
+        </w:rPr>
+        <w:t xml:space="preserve"> </w:t>
+      </w:r>
+      <w:r>
+        <w:rPr>
+          <w:rFonts w:ascii="Lucida Console" w:hAnsi="Lucida Console" w:cs="Lucida Console" w:eastAsia="Lucida Console"/>
+          <w:color w:val="000080"/>
+          <w:spacing w:val="0"/>
+          <w:position w:val="0"/>
+          <w:sz w:val="18"/>
+          <w:shd w:fill="auto" w:val="clear"/>
+        </w:rPr>
+        <w:t xml:space="preserve">-Path</w:t>
+      </w:r>
+      <w:r>
+        <w:rPr>
+          <w:rFonts w:ascii="Lucida Console" w:hAnsi="Lucida Console" w:cs="Lucida Console" w:eastAsia="Lucida Console"/>
+          <w:color w:val="auto"/>
+          <w:spacing w:val="0"/>
+          <w:position w:val="0"/>
+          <w:sz w:val="18"/>
+          <w:shd w:fill="auto" w:val="clear"/>
+        </w:rPr>
+        <w:t xml:space="preserve"> </w:t>
       </w:r>
       <w:r>
         <w:rPr>
@@ -1006,61 +1039,6 @@
           <w:sz w:val="18"/>
           <w:shd w:fill="auto" w:val="clear"/>
         </w:rPr>
-        <w:t xml:space="preserve">Uni</w:t>
-      </w:r>
-      <w:r>
-        <w:rPr>
-          <w:rFonts w:ascii="Lucida Console" w:hAnsi="Lucida Console" w:cs="Lucida Console" w:eastAsia="Lucida Console"/>
-          <w:color w:val="8B0000"/>
-          <w:spacing w:val="0"/>
-          <w:position w:val="0"/>
-          <w:sz w:val="18"/>
-          <w:shd w:fill="auto" w:val="clear"/>
-        </w:rPr>
-        <w:t xml:space="preserve">nstall'</w:t>
-      </w:r>
-      <w:r>
-        <w:rPr>
-          <w:rFonts w:ascii="Lucida Console" w:hAnsi="Lucida Console" w:cs="Lucida Console" w:eastAsia="Lucida Console"/>
-          <w:color w:val="auto"/>
-          <w:spacing w:val="0"/>
-          <w:position w:val="0"/>
-          <w:sz w:val="18"/>
-          <w:shd w:fill="auto" w:val="clear"/>
-        </w:rPr>
-        <w:t xml:space="preserve"> </w:t>
-      </w:r>
-      <w:r>
-        <w:rPr>
-          <w:rFonts w:ascii="Lucida Console" w:hAnsi="Lucida Console" w:cs="Lucida Console" w:eastAsia="Lucida Console"/>
-          <w:color w:val="000080"/>
-          <w:spacing w:val="0"/>
-          <w:position w:val="0"/>
-          <w:sz w:val="18"/>
-          <w:shd w:fill="auto" w:val="clear"/>
-        </w:rPr>
-        <w:t xml:space="preserve">-Path</w:t>
-      </w:r>
-      <w:r>
-        <w:rPr>
-          <w:rFonts w:ascii="Lucida Console" w:hAnsi="Lucida Console" w:cs="Lucida Console" w:eastAsia="Lucida Console"/>
-          <w:color w:val="auto"/>
-          <w:spacing w:val="0"/>
-          <w:position w:val="0"/>
-          <w:sz w:val="18"/>
-          <w:shd w:fill="auto" w:val="clear"/>
-        </w:rPr>
-        <w:t xml:space="preserve"> </w:t>
-      </w:r>
-      <w:r>
-        <w:rPr>
-          <w:rFonts w:ascii="Lucida Console" w:hAnsi="Lucida Console" w:cs="Lucida Console" w:eastAsia="Lucida Console"/>
-          <w:color w:val="8B0000"/>
-          <w:spacing w:val="0"/>
-          <w:position w:val="0"/>
-          <w:sz w:val="18"/>
-          <w:shd w:fill="auto" w:val="clear"/>
-        </w:rPr>
         <w:t xml:space="preserve">'MSI_Wrapper_25_0_54_0.msi'</w:t>
       </w:r>
       <w:r>
@@ -1120,8 +1098,8 @@
         </w:rPr>
       </w:pPr>
       <w:r>
-        <w:object w:dxaOrig="8640" w:dyaOrig="1005">
-          <v:rect xmlns:o="urn:schemas-microsoft-com:office:office" xmlns:v="urn:schemas-microsoft-com:vml" id="rectole0000000003" style="width:432.000000pt;height:50.250000pt" o:preferrelative="t" o:ole="">
+        <w:object w:dxaOrig="8747" w:dyaOrig="1012">
+          <v:rect xmlns:o="urn:schemas-microsoft-com:office:office" xmlns:v="urn:schemas-microsoft-com:vml" id="rectole0000000003" style="width:437.350000pt;height:50.600000pt" o:preferrelative="t" o:ole="">
             <o:lock v:ext="edit"/>
             <v:imagedata xmlns:r="http://schemas.openxmlformats.org/officeDocument/2006/relationships" r:id="docRId7" o:title=""/>
           </v:rect>
@@ -1228,8 +1206,8 @@
         </w:rPr>
       </w:pPr>
       <w:r>
-        <w:object w:dxaOrig="8640" w:dyaOrig="705">
-          <v:rect xmlns:o="urn:schemas-microsoft-com:office:office" xmlns:v="urn:schemas-microsoft-com:vml" id="rectole0000000004" style="width:432.000000pt;height:35.250000pt" o:preferrelative="t" o:ole="">
+        <w:object w:dxaOrig="8747" w:dyaOrig="708">
+          <v:rect xmlns:o="urn:schemas-microsoft-com:office:office" xmlns:v="urn:schemas-microsoft-com:vml" id="rectole0000000004" style="width:437.350000pt;height:35.400000pt" o:preferrelative="t" o:ole="">
             <o:lock v:ext="edit"/>
             <v:imagedata xmlns:r="http://schemas.openxmlformats.org/officeDocument/2006/relationships" r:id="docRId9" o:title=""/>
           </v:rect>
@@ -1334,8 +1312,8 @@
         </w:rPr>
       </w:pPr>
       <w:r>
-        <w:object w:dxaOrig="8565" w:dyaOrig="4454">
-          <v:rect xmlns:o="urn:schemas-microsoft-com:office:office" xmlns:v="urn:schemas-microsoft-com:vml" id="rectole0000000005" style="width:428.250000pt;height:222.700000pt" o:preferrelative="t" o:ole="">
+        <w:object w:dxaOrig="8666" w:dyaOrig="4515">
+          <v:rect xmlns:o="urn:schemas-microsoft-com:office:office" xmlns:v="urn:schemas-microsoft-com:vml" id="rectole0000000005" style="width:433.300000pt;height:225.750000pt" o:preferrelative="t" o:ole="">
             <o:lock v:ext="edit"/>
             <v:imagedata xmlns:r="http://schemas.openxmlformats.org/officeDocument/2006/relationships" r:id="docRId11" o:title=""/>
           </v:rect>
@@ -1549,6 +1527,85 @@
         </w:rPr>
         <w:t xml:space="preserve">Finally, if something went wrong, I checked the log files that the toolkit creates. These logs help find any errors and troubleshoot problems.</w:t>
       </w:r>
+    </w:p>
+    <w:p>
+      <w:pPr>
+        <w:spacing w:before="0" w:after="200" w:line="240"/>
+        <w:ind w:right="0" w:left="0" w:firstLine="0"/>
+        <w:jc w:val="left"/>
+        <w:rPr>
+          <w:rFonts w:ascii="Calibri" w:hAnsi="Calibri" w:cs="Calibri" w:eastAsia="Calibri"/>
+          <w:color w:val="auto"/>
+          <w:spacing w:val="0"/>
+          <w:position w:val="0"/>
+          <w:sz w:val="24"/>
+          <w:shd w:fill="auto" w:val="clear"/>
+        </w:rPr>
+      </w:pPr>
+    </w:p>
+    <w:p>
+      <w:pPr>
+        <w:spacing w:before="0" w:after="200" w:line="240"/>
+        <w:ind w:right="0" w:left="0" w:firstLine="0"/>
+        <w:jc w:val="center"/>
+        <w:rPr>
+          <w:rFonts w:ascii="Calibri" w:hAnsi="Calibri" w:cs="Calibri" w:eastAsia="Calibri"/>
+          <w:b/>
+          <w:color w:val="auto"/>
+          <w:spacing w:val="0"/>
+          <w:position w:val="0"/>
+          <w:sz w:val="28"/>
+          <w:u w:val="single"/>
+          <w:shd w:fill="auto" w:val="clear"/>
+        </w:rPr>
+      </w:pPr>
+      <w:r>
+        <w:rPr>
+          <w:rFonts w:ascii="Calibri" w:hAnsi="Calibri" w:cs="Calibri" w:eastAsia="Calibri"/>
+          <w:b/>
+          <w:color w:val="auto"/>
+          <w:spacing w:val="0"/>
+          <w:position w:val="0"/>
+          <w:sz w:val="28"/>
+          <w:u w:val="single"/>
+          <w:shd w:fill="auto" w:val="clear"/>
+        </w:rPr>
+        <w:t xml:space="preserve">Commands for Installation/Uninstallation in psappdeploy kit</w:t>
+      </w:r>
+    </w:p>
+    <w:p>
+      <w:pPr>
+        <w:spacing w:before="0" w:after="200" w:line="240"/>
+        <w:ind w:right="0" w:left="0" w:firstLine="0"/>
+        <w:jc w:val="center"/>
+        <w:rPr>
+          <w:rFonts w:ascii="Calibri" w:hAnsi="Calibri" w:cs="Calibri" w:eastAsia="Calibri"/>
+          <w:b/>
+          <w:color w:val="auto"/>
+          <w:spacing w:val="0"/>
+          <w:position w:val="0"/>
+          <w:sz w:val="28"/>
+          <w:u w:val="single"/>
+          <w:shd w:fill="auto" w:val="clear"/>
+        </w:rPr>
+      </w:pPr>
+    </w:p>
+    <w:p>
+      <w:pPr>
+        <w:spacing w:before="0" w:after="200" w:line="240"/>
+        <w:ind w:right="0" w:left="0" w:firstLine="0"/>
+        <w:jc w:val="left"/>
+        <w:rPr>
+          <w:rFonts w:ascii="Calibri" w:hAnsi="Calibri" w:cs="Calibri" w:eastAsia="Calibri"/>
+          <w:b/>
+          <w:color w:val="auto"/>
+          <w:spacing w:val="0"/>
+          <w:position w:val="0"/>
+          <w:sz w:val="28"/>
+          <w:u w:val="single"/>
+          <w:shd w:fill="auto" w:val="clear"/>
+        </w:rPr>
+      </w:pPr>
     </w:p>
     <w:p>
       <w:pPr>
